--- a/Combined_circDesign_回顾性计算评估报告.docx
+++ b/Combined_circDesign_回顾性计算评估报告.docx
@@ -10259,6 +10259,19 @@
           <w:sz w:val="22"/>
         </w:rPr>
         <w:t>因此“本序列最优”这一表述，只有在指明空间与目标集时才成立。脱离空间的绝对最优与本报告的全部测量结果矛盾。可支持的表述见第十一节。</w:t>
+      </w:r>
+    </w:p>
+    <w:p>
+      <w:pPr>
+        <w:spacing w:before="0" w:after="120" w:line="264" w:lineRule="auto"/>
+      </w:pPr>
+      <w:r>
+        <w:rPr>
+          <w:rFonts w:ascii="Arial" w:hAnsi="Arial" w:eastAsia="Noto Sans CJK SC"/>
+          <w:color w:val="20242A"/>
+          <w:sz w:val="22"/>
+        </w:rPr>
+        <w:t>需要说明这些反例的性质：它们不是一个可描述的类别。把全部 4,000 条候选嵌入排列空间（密码子对残差矩阵，3721 维——实际密码子对数减去在相同密码子多重集随机排列下的精确期望），支配者在其中的离散度与随机抽取同尺寸子集无差异：观测 6.87，随机均值 6.85（SD 0.14），z = +0.15，单尾 p = 0.57。因此不存在“照抄某一排列模式即可超过本构建”的设计路径——它们是同一光滑分布的尾部，而不是一类可复制的解。</w:t>
       </w:r>
     </w:p>
     <w:p>
@@ -10628,6 +10641,21 @@
           <w:sz w:val="21"/>
         </w:rPr>
         <w:t>Pareto 最优性不要求在任何单一目标上领先。本构建在全部七项目标上没有一项排名第一，其位置来自“无方案能同时不劣于它”，而非“它在某处最强”。这一区别在引用时不可省略。</w:t>
+      </w:r>
+    </w:p>
+    <w:p>
+      <w:pPr>
+        <w:pStyle w:val="ListBullet"/>
+        <w:spacing w:after="80" w:line="264" w:lineRule="auto"/>
+        <w:ind w:left="720" w:hanging="360"/>
+      </w:pPr>
+      <w:r>
+        <w:rPr>
+          <w:rFonts w:ascii="Arial" w:hAnsi="Arial" w:eastAsia="Noto Sans CJK SC"/>
+          <w:color w:val="20242A"/>
+          <w:sz w:val="21"/>
+        </w:rPr>
+        <w:t>为检验“是否存在可复制的更好排列类别”，本报告在排列空间还做过一次 k-means 扫描（k = 2 至 12）。8 个 k 值中有 2 个的富集检验达到 p &lt; 0.05，与期望假阳性 0.4 条相当，且效应量极小（最富集簇的支配率 1.9–3.0%，整体为 1.45%）。该扫描的自由参数 k本身构成搜索空间，单独不构成证据，故正文只报告不依赖 k 的散布检验。两者均见 arrangement_clusters.json。</w:t>
       </w:r>
     </w:p>
     <w:tbl>

--- a/Combined_circDesign_回顾性计算评估报告.docx
+++ b/Combined_circDesign_回顾性计算评估报告.docx
@@ -10580,6 +10580,21 @@
           <w:color w:val="20242A"/>
           <w:sz w:val="21"/>
         </w:rPr>
+        <w:t>原实现只保留了原序列的二级结构串，261 条候选的其余 260 条被丢弃，任何后续结构分析都需整体重折。现已补齐（structures_261.csv）。完整碱基配对概率矩阵仍未落盘：单条为 2013×2013 稠密矩阵（约 16 MB），全集约 4 GB，超出交付包体积；它们可由序列在秒级内重算。</w:t>
+      </w:r>
+    </w:p>
+    <w:p>
+      <w:pPr>
+        <w:pStyle w:val="ListBullet"/>
+        <w:spacing w:after="80" w:line="264" w:lineRule="auto"/>
+        <w:ind w:left="720" w:hanging="360"/>
+      </w:pPr>
+      <w:r>
+        <w:rPr>
+          <w:rFonts w:ascii="Arial" w:hAnsi="Arial" w:eastAsia="Noto Sans CJK SC"/>
+          <w:color w:val="20242A"/>
+          <w:sz w:val="21"/>
+        </w:rPr>
         <w:t>成熟环边界依据 feature 注释推断，尚需 junction sequencing 对实验产物身份进行最终确认。</w:t>
       </w:r>
     </w:p>
@@ -11929,6 +11944,58 @@
                 <w:sz w:val="17"/>
               </w:rPr>
               <w:t>二维预测与三维模型比对（受限于旧版模型）</w:t>
+            </w:r>
+          </w:p>
+        </w:tc>
+      </w:tr>
+      <w:tr>
+        <w:tc>
+          <w:tcPr>
+            <w:tcW w:type="dxa" w:w="3900"/>
+            <w:tcMar>
+              <w:top w:w="90" w:type="dxa"/>
+              <w:start w:w="120" w:type="dxa"/>
+              <w:bottom w:w="90" w:type="dxa"/>
+              <w:end w:w="120" w:type="dxa"/>
+            </w:tcMar>
+            <w:vAlign w:val="center"/>
+          </w:tcPr>
+          <w:p>
+            <w:pPr>
+              <w:spacing w:before="0" w:after="0" w:line="259" w:lineRule="auto"/>
+            </w:pPr>
+            <w:r>
+              <w:rPr>
+                <w:rFonts w:ascii="Arial" w:hAnsi="Arial" w:eastAsia="Noto Sans CJK SC"/>
+                <w:color w:val="20242A"/>
+                <w:sz w:val="17"/>
+              </w:rPr>
+              <w:t>persist_structures.py / structures_261.csv</w:t>
+            </w:r>
+          </w:p>
+        </w:tc>
+        <w:tc>
+          <w:tcPr>
+            <w:tcW w:type="dxa" w:w="5460"/>
+            <w:tcMar>
+              <w:top w:w="90" w:type="dxa"/>
+              <w:start w:w="120" w:type="dxa"/>
+              <w:bottom w:w="90" w:type="dxa"/>
+              <w:end w:w="120" w:type="dxa"/>
+            </w:tcMar>
+            <w:vAlign w:val="center"/>
+          </w:tcPr>
+          <w:p>
+            <w:pPr>
+              <w:spacing w:before="0" w:after="0" w:line="259" w:lineRule="auto"/>
+            </w:pPr>
+            <w:r>
+              <w:rPr>
+                <w:rFonts w:ascii="Arial" w:hAnsi="Arial" w:eastAsia="Noto Sans CJK SC"/>
+                <w:color w:val="20242A"/>
+                <w:sz w:val="17"/>
+              </w:rPr>
+              <w:t>261 条候选的 circular MFE 二级结构串（原实现只保留了原序列一条）</w:t>
             </w:r>
           </w:p>
         </w:tc>

--- a/Combined_circDesign_回顾性计算评估报告.docx
+++ b/Combined_circDesign_回顾性计算评估报告.docx
@@ -7928,6 +7928,19 @@
           <w:sz w:val="22"/>
         </w:rPr>
         <w:t>其中 IRES–CDS 间隔区可及性是一个明确的正向结果：本构建位于可建成设计的第 91.2 百分位，即约 91% 的同义设计在该项上不如它。该区域是核糖体由 IRES 转入起始密码子的通道，其可及性直接影响翻译起始效率，而它在本次分析之前并未被任何一项原目标覆盖。</w:t>
+      </w:r>
+    </w:p>
+    <w:p>
+      <w:pPr>
+        <w:spacing w:before="0" w:after="120" w:line="264" w:lineRule="auto"/>
+      </w:pPr>
+      <w:r>
+        <w:rPr>
+          <w:rFonts w:ascii="Arial" w:hAnsi="Arial" w:eastAsia="Noto Sans CJK SC"/>
+          <w:color w:val="20242A"/>
+          <w:sz w:val="22"/>
+        </w:rPr>
+        <w:t>该结果已做样本外复现：以未使用过的随机种子重新抽取 500 条可建成设计作为独立背景，本构建的间隔区可及性位次为 92.6%（自助法 95% 区间 [90.2, 94.8]），与本节报告的 91.2% 一致。同一验证也覆盖了其余三项指标；TIR 与最长螺旋复现良好，CDS 全局可及性的位次也基本一致（本节第 33.2 百分位，新背景第 27.6 百分位），差异在背景样本量与总体抽样波动范围内。详见 validate_spacer.json。</w:t>
       </w:r>
     </w:p>
     <w:p>
@@ -11996,6 +12009,58 @@
                 <w:sz w:val="17"/>
               </w:rPr>
               <w:t>261 条候选的 circular MFE 二级结构串（原实现只保留了原序列一条）</w:t>
+            </w:r>
+          </w:p>
+        </w:tc>
+      </w:tr>
+      <w:tr>
+        <w:tc>
+          <w:tcPr>
+            <w:tcW w:type="dxa" w:w="3900"/>
+            <w:tcMar>
+              <w:top w:w="90" w:type="dxa"/>
+              <w:start w:w="120" w:type="dxa"/>
+              <w:bottom w:w="90" w:type="dxa"/>
+              <w:end w:w="120" w:type="dxa"/>
+            </w:tcMar>
+            <w:vAlign w:val="center"/>
+          </w:tcPr>
+          <w:p>
+            <w:pPr>
+              <w:spacing w:before="0" w:after="0" w:line="259" w:lineRule="auto"/>
+            </w:pPr>
+            <w:r>
+              <w:rPr>
+                <w:rFonts w:ascii="Arial" w:hAnsi="Arial" w:eastAsia="Noto Sans CJK SC"/>
+                <w:color w:val="20242A"/>
+                <w:sz w:val="17"/>
+              </w:rPr>
+              <w:t>validate_spacer.py / validate_spacer.json</w:t>
+            </w:r>
+          </w:p>
+        </w:tc>
+        <w:tc>
+          <w:tcPr>
+            <w:tcW w:type="dxa" w:w="5460"/>
+            <w:tcMar>
+              <w:top w:w="90" w:type="dxa"/>
+              <w:start w:w="120" w:type="dxa"/>
+              <w:bottom w:w="90" w:type="dxa"/>
+              <w:end w:w="120" w:type="dxa"/>
+            </w:tcMar>
+            <w:vAlign w:val="center"/>
+          </w:tcPr>
+          <w:p>
+            <w:pPr>
+              <w:spacing w:before="0" w:after="0" w:line="259" w:lineRule="auto"/>
+            </w:pPr>
+            <w:r>
+              <w:rPr>
+                <w:rFonts w:ascii="Arial" w:hAnsi="Arial" w:eastAsia="Noto Sans CJK SC"/>
+                <w:color w:val="20242A"/>
+                <w:sz w:val="17"/>
+              </w:rPr>
+              <w:t>可及性各指标的样本外复现（独立种子背景 500 条）</w:t>
             </w:r>
           </w:p>
         </w:tc>
